--- a/m.docx
+++ b/m.docx
@@ -167,5 +167,5 @@
 </file>
 
 <file path=customXml/words_meta.xml><?xml version="1.0" encoding="utf-8"?>
-<meta xmlns="https://words.local/meta">{"version":"words_meta_v1","document":{"title":"T","description":"","author":"","tags":[],"data_sources":[]},"sections":[],"tables":[],"paragraphs":[{"id":"p","kind":"paragraph","description":"Paragraph created with text: 'hi'","notes":""}],"history":[{"timestamp":"2026-09-17T14:48:22.174975","command":"paragraph add","target":"p","summary":"Added paragraph 'hi'","details":{}}]}</meta>
+<meta xmlns="https://words.local/meta">{"version":"words_meta_v1","document":{"title":"T","description":"","author":"","tags":[],"data_sources":[]},"sections":[],"tables":[],"paragraphs":[{"id":"p","kind":"paragraph","description":"Paragraph created with text: 'hi'","notes":""}],"history":[{"timestamp":"2026-09-17T14:56:40.500564","command":"paragraph add","target":"p","summary":"Added paragraph 'hi'","details":{}}]}</meta>
 </file>
--- a/m.docx
+++ b/m.docx
@@ -167,5 +167,5 @@
 </file>
 
 <file path=customXml/words_meta.xml><?xml version="1.0" encoding="utf-8"?>
-<meta xmlns="https://words.local/meta">{"version":"words_meta_v1","document":{"title":"T","description":"","author":"","tags":[],"data_sources":[]},"sections":[],"tables":[],"paragraphs":[{"id":"p","kind":"paragraph","description":"Paragraph created with text: 'hi'","notes":""}],"history":[{"timestamp":"2026-09-17T14:56:40.500564","command":"paragraph add","target":"p","summary":"Added paragraph 'hi'","details":{}}]}</meta>
+<meta xmlns="https://words.local/meta">{"version":"words_meta_v1","document":{"title":"T","description":"","author":"","tags":[],"data_sources":[]},"sections":[],"tables":[],"paragraphs":[{"id":"p","kind":"paragraph","description":"Paragraph created with text: 'hi'","notes":""}],"history":[{"timestamp":"2026-09-17T15:02:56.216676","command":"paragraph add","target":"p","summary":"Added paragraph 'hi'","details":{}}]}</meta>
 </file>